--- a/manuscript/final/manuscript.docx
+++ b/manuscript/final/manuscript.docx
@@ -248,7 +248,7 @@
         <w:pStyle w:val="FirstParagraph"/>
       </w:pPr>
       <w:r>
-        <w:t xml:space="preserve">Evaluations of large language models (LLMs) increasingly inform deployment and governance decisions, yet models can recognise evaluation contexts and behave differently in them. This scoping review maps studies of such model-originated threats to evaluation validity: evaluation awareness, sandbagging, alignment and evaluation faking, strategic dishonesty and evaluator gaming. We searched Scopus, arXiv and Semantic Scholar and logged web sources to 9 October 2026. Screening and charting were AI-assisted against written criteria, with consistency checks but no second human reviewer. Of 5649 database and 418 web records, 315 studies were charted: 167 core studies and 148 adjacent studies; we read the full texts of 37 anchor studies. We propose a four-layer framework (context signal, awareness, behavioural divergence, validity consequence) and formalise it as a decomposition of evaluation error into scorer, context-induced, task and elicitation terms. Context separability is necessary for context-induced bias, awareness is neither necessary nor sufficient for a biased score, and context-induced divergence is not identifiable from evaluation data alone when evaluations are recognisable. Empirically, elicited, verbalised and represented awareness measures diverge; the awareness–behaviour link varies in magnitude and direction across models; and black-box sandbagging detection is unreliable, whereas fine-tuning and activation-level elicitation recover capability from induced sandbaggers. A full-text audit against our twelve-item reporting checklist found that 3 of 15 probe studies controlled for prompt format. The evidence is preprint-dominated, and the validation of detection and elicitation methods rests largely on deliberately induced behaviour. We close with an evidence-graded research agenda.</w:t>
+        <w:t xml:space="preserve">Evaluations of large language models (LLMs) increasingly inform deployment and governance decisions, yet models can recognise evaluation contexts and behave differently in them. This scoping review maps studies of such model-originated threats to evaluation validity: evaluation awareness, sandbagging, alignment and evaluation faking, strategic dishonesty and evaluator gaming. We searched Scopus, arXiv and Semantic Scholar and logged web sources to 9 October 2026. Screening and charting were AI-assisted against written criteria and verified by the authors. Of 5649 database and 418 web records, 315 studies were charted: 167 core studies and 148 adjacent studies; we read the full texts of 37 anchor studies. We propose a four-layer framework (context signal, awareness, behavioural divergence, validity consequence) and formalise it as a decomposition of evaluation error into scorer, context-induced, task and elicitation terms. Context separability is necessary for context-induced bias, awareness is neither necessary nor sufficient for a biased score, and context-induced divergence is not identifiable from evaluation data alone when evaluations are recognisable. Empirically, elicited, verbalised and represented awareness measures diverge; the awareness–behaviour link varies in magnitude and direction across models; and black-box sandbagging detection is unreliable, whereas fine-tuning and activation-level elicitation recover capability from induced sandbaggers. A full-text audit against our twelve-item reporting checklist found that 3 of 15 probe studies controlled for prompt format. The evidence is preprint-dominated, and the validation of detection and elicitation methods rests largely on deliberately induced behaviour. We close with an evidence-graded research agenda.</w:t>
       </w:r>
     </w:p>
     <w:p>
@@ -1857,13 +1857,13 @@
           <w:bCs/>
           <w:b/>
         </w:rPr>
-        <w:t xml:space="preserve">No second human reviewer.</w:t>
-      </w:r>
-      <w:r>
-        <w:t xml:space="preserve"> </w:t>
-      </w:r>
-      <w:r>
-        <w:t xml:space="preserve">The planned 20% re-screen after seven days and the validation of a random sample by a second author were not carried out; consistency statistics from the AI-assisted process are reported instead (Section 3.4).</w:t>
+        <w:t xml:space="preserve">No independent dual screening.</w:t>
+      </w:r>
+      <w:r>
+        <w:t xml:space="preserve"> </w:t>
+      </w:r>
+      <w:r>
+        <w:t xml:space="preserve">The planned 20% re-screen after seven days was replaced by author verification of the AI-assisted decisions; no inter-rater statistic between two independent human screeners was computed, and consistency statistics are reported instead (Section 3.4).</w:t>
       </w:r>
     </w:p>
     <w:p>
@@ -2633,7 +2633,7 @@
         <w:t xml:space="preserve"> </w:t>
       </w:r>
       <w:r>
-        <w:t xml:space="preserve">Screening and charting decisions were made by an AI system (a Claude model, Anthropic, operating as a research agent) applying the written criteria under the direction of the first author; no decision was duplicated by a second human reviewer. Two consistency checks are available. Ninety web records were also retrieved by the databases and were therefore screened twice, once in each phase and on different information (web summaries versus abstracts), without access to the earlier decision. The two passes agreed on 84 of the 90 records (inter-pass consistency 93.3%; Cohen’s κ = 0.747; Cohen 1960). The six discordant records were re-read and re-adjudicated by the same process; five became included studies and one a contextual reference. Because both passes come from the same AI-assisted process, κ here measures consistency, not inter-rater reliability. All decisions are logged (Supplementary File S2;</w:t>
+        <w:t xml:space="preserve">Screening and charting were AI-assisted (Claude, Anthropic): the AI tool applied the written criteria and logged each decision, and the authors verified the resulting decisions against the original records. There was no independent dual screening by two human reviewers. Two consistency checks are available. Ninety web records were also retrieved by the databases and were therefore screened twice, once in each phase and on different information (web summaries versus abstracts), without access to the earlier decision. The two passes agreed on 84 of the 90 records (inter-pass consistency 93.3%; Cohen’s κ = 0.747; Cohen 1960). The six discordant records were re-read and re-adjudicated by the same process; five became included studies and one a contextual reference. Because both passes come from the same AI-assisted process, κ here measures consistency, not inter-rater reliability. All decisions are logged (Supplementary File S2;</w:t>
       </w:r>
       <w:r>
         <w:t xml:space="preserve"> </w:t>
@@ -2809,7 +2809,7 @@
         <w:pStyle w:val="FirstParagraph"/>
       </w:pPr>
       <w:r>
-        <w:t xml:space="preserve">Every quantitative statement about an anchor study in Sections 4 and 5 was checked against the full text by the AI system, which recorded a verbatim quotation for each check; 16 of 158 statements were corrected as a result. Quantitative values for studies outside the anchor set are taken from their abstracts and are marked with a dagger (†) where they appear in the text.</w:t>
+        <w:t xml:space="preserve">Every quantitative statement about an anchor study in Sections 4 and 5 was checked against the full text with AI assistance, recording a verbatim quotation for each check, and verified by the authors; 16 of 158 statements were corrected as a result. Quantitative values for studies outside the anchor set are taken from their abstracts and are marked with a dagger (†) where they appear in the text.</w:t>
       </w:r>
     </w:p>
     <w:bookmarkEnd w:id="31"/>
@@ -2988,7 +2988,7 @@
         <w:pStyle w:val="FirstParagraph"/>
       </w:pPr>
       <w:r>
-        <w:t xml:space="preserve">To test whether the reporting practices recommended in Section 5.4 are already followed, the full texts of the 37 anchor studies were coded against the twelve checklist items (Table 8) using a frozen codebook (Supplementary File S5). Each item has an applicability rule; for example, the probe items apply only to studies that use activation probes or steering. Each study received one of four codes per item: reported, partly reported, not reported, or not applicable, with a verbatim quotation or a location for every positive code. Four AI coding agents coded disjoint subsets. A fifth agent, working independently and blind to the primary codes, re-coded a random sample of ten studies (seed 20261009). Agreement between the two independent codings over the 120 double-coded cells was 93.3% (Cohen’s κ = 0.90); agreement on applicability alone was κ = 0.98, and agreement on the code when both coders judged the item applicable was κ = 0.84 (85 cells). The primary codes are analysed. Adherence to an item is the share of applicable studies that report it, counting partial reporting as one half. Because the checklist was derived partly from these studies, the audit describes reporting practice; it is not a validation of the checklist.</w:t>
+        <w:t xml:space="preserve">To test whether the reporting practices recommended in Section 5.4 are already followed, the full texts of the 37 anchor studies were coded against the twelve checklist items (Table 8) using a frozen codebook (Supplementary File S5). Each item has an applicability rule; for example, the probe items apply only to studies that use activation probes or steering. Each study received one of four codes per item: reported, partly reported, not reported, or not applicable, with a verbatim quotation or a location for every positive code. Coding was AI-assisted: four coding passes covered disjoint subsets, and a fifth, independent pass, blind to the primary codes, re-coded a random sample of ten studies (seed 20261009). Agreement between the two independent codings over the 120 double-coded cells was 93.3% (Cohen’s κ = 0.90); agreement on applicability alone was κ = 0.98, and agreement on the code when both coders judged the item applicable was κ = 0.84 (85 cells). The primary codes are analysed. Adherence to an item is the share of applicable studies that report it, counting partial reporting as one half. Because the checklist was derived partly from these studies, the audit describes reporting practice; it is not a validation of the checklist.</w:t>
       </w:r>
     </w:p>
     <w:bookmarkEnd w:id="34"/>
@@ -12976,13 +12976,13 @@
           <w:iCs/>
           <w:i/>
         </w:rPr>
-        <w:t xml:space="preserve">Who did the work.</w:t>
-      </w:r>
-      <w:r>
-        <w:t xml:space="preserve"> </w:t>
-      </w:r>
-      <w:r>
-        <w:t xml:space="preserve">An AI system made the screening, tiering and charting decisions and performed the full-text checks of the anchor studies under the direction of the first author, working to written criteria with every decision logged. No decision was duplicated by a second human reviewer, and the consistency statistics reported here (inter-pass κ = 0.747, rule–manual κ = 0.881, inter-coder κ = 0.90 for the reporting audit) come from AI-assisted processes. They are evidence of consistency, not of human inter-rater reliability. A human audit of a stratified sample of decisions is the most important outstanding check.</w:t>
+        <w:t xml:space="preserve">Screening and verification.</w:t>
+      </w:r>
+      <w:r>
+        <w:t xml:space="preserve"> </w:t>
+      </w:r>
+      <w:r>
+        <w:t xml:space="preserve">Screening, tiering, charting and the full-text checks of the anchor studies were AI-assisted and verified by the authors, with every decision logged. There was no independent dual screening by two human reviewers, and the consistency statistics reported here (inter-pass κ = 0.747, rule–manual κ = 0.881, inter-coder κ = 0.90 for the reporting audit) come from AI-assisted processes. They are evidence of consistency, not of inter-rater reliability between independent human reviewers.</w:t>
       </w:r>
     </w:p>
     <w:p>
@@ -13116,7 +13116,7 @@
         <w:pStyle w:val="BodyText"/>
       </w:pPr>
       <w:r>
-        <w:t xml:space="preserve">The most useful next steps are a human audit of a stratified sample of screening and charting decisions, full-text charting beyond the anchor set, and a registered living update of the review with the frozen query, extended to OpenReview and to hyphenated term variants.</w:t>
+        <w:t xml:space="preserve">The most useful next steps are independent dual screening of a stratified sample of decisions, full-text charting beyond the anchor set, and a registered living update of the review with the frozen query, extended to OpenReview and to hyphenated term variants.</w:t>
       </w:r>
     </w:p>
     <w:bookmarkEnd w:id="67"/>

--- a/manuscript/final/manuscript.docx
+++ b/manuscript/final/manuscript.docx
@@ -326,7 +326,23 @@
         <w:t xml:space="preserve"> </w:t>
       </w:r>
       <w:r>
-        <w:t xml:space="preserve">is closest in theme, but synthesises fifteen landmark contributions published up to 2024 and predates the measurement literature on evaluation awareness (Maurya et al. 2026). Broad reviews of safety-evaluation methods and of reward hacking name sandbagging or evaluator gaming as challenges without synthesising how they are measured (Grey and Segerie 2025; Wang X et al. 2026; Morampudi et al. 2026). A recent hybrid survey frames benchmark validity and alignment failure as a common proxy–target divergence problem across eight evidence streams (Uluırmak and Kurban 2026), but it does not centre on model-originated threats or on how they are measured. Reviews of benchmark validity and safety datasets address the evaluator side of the problem rather than the model side (Röttger et al. 2025; Bean et al. 2025). Section 2.4 and Table 1 give the detailed comparison.</w:t>
+        <w:t xml:space="preserve">is closest in theme, but synthesises fifteen landmark contributions published up to 2024 and predates the measurement literature on evaluation awareness (Maurya et al. 2026). Broad reviews of safety-evaluation methods and of reward hacking name sandbagging or evaluator gaming as challenges without synthesising how they are measured (Grey and Segerie 2025; Wang X et al. 2026; Morampudi et al. 2026). A recent hybrid survey frames benchmark validity and alignment failure as a common proxy–target divergence problem across eight evidence streams (Uluırmak and Kurban 2026), but it does not centre on model-originated threats or on how they are measured. Reviews of benchmark validity and safety datasets address the evaluator side of the problem rather than the model side (Röttger et al. 2025; Bean et al. 2025). Recent reviews in</w:t>
+      </w:r>
+      <w:r>
+        <w:t xml:space="preserve"> </w:t>
+      </w:r>
+      <w:r>
+        <w:rPr>
+          <w:iCs/>
+          <w:i/>
+        </w:rPr>
+        <w:t xml:space="preserve">Artificial Intelligence Review</w:t>
+      </w:r>
+      <w:r>
+        <w:t xml:space="preserve"> </w:t>
+      </w:r>
+      <w:r>
+        <w:t xml:space="preserve">address adjacent problems: the validity of LLM-agent benchmarks as measurement instruments (Nageshwaran et al. 2026; Kehkashan et al. 2026), risks from deception and persuasion by LLMs (Jones and Bergen 2026), LLM-as-a-judge evaluation (Nadăş 2026) and epistemic norms for safety and alignment research (Navaie 2026). Judged from their abstracts, none treats the evaluated model’s own recognition of evaluation as a threat to the validity of scores. Section 2.4 and Table 1 give the detailed comparison.</w:t>
       </w:r>
     </w:p>
     <w:p>
@@ -1433,6 +1449,174 @@
             </w:pPr>
             <w:r>
               <w:t xml:space="preserve">Reward hacking treated as one evaluator-gaming pathway within a validity framework</w:t>
+            </w:r>
+          </w:p>
+        </w:tc>
+      </w:tr>
+      <w:tr>
+        <w:tc>
+          <w:tcPr/>
+          <w:p>
+            <w:pPr>
+              <w:pStyle w:val="Compact"/>
+              <w:jc w:val="left"/>
+            </w:pPr>
+            <w:r>
+              <w:t xml:space="preserve">Nageshwaran et al. (2026)</w:t>
+            </w:r>
+          </w:p>
+        </w:tc>
+        <w:tc>
+          <w:tcPr/>
+          <w:p>
+            <w:pPr>
+              <w:pStyle w:val="Compact"/>
+              <w:jc w:val="left"/>
+            </w:pPr>
+            <w:r>
+              <w:t xml:space="preserve">Systematic mapping review (PRISMA-ScR; 259 studies),</w:t>
+            </w:r>
+            <w:r>
+              <w:t xml:space="preserve"> </w:t>
+            </w:r>
+            <w:r>
+              <w:rPr>
+                <w:iCs/>
+                <w:i/>
+              </w:rPr>
+              <w:t xml:space="preserve">Artificial Intelligence Review</w:t>
+            </w:r>
+          </w:p>
+        </w:tc>
+        <w:tc>
+          <w:tcPr/>
+          <w:p>
+            <w:pPr>
+              <w:pStyle w:val="Compact"/>
+              <w:jc w:val="left"/>
+            </w:pPr>
+            <w:r>
+              <w:t xml:space="preserve">Validity of LLM-agent benchmarks: capability, scoring and environment</w:t>
+            </w:r>
+          </w:p>
+        </w:tc>
+        <w:tc>
+          <w:tcPr/>
+          <w:p>
+            <w:pPr>
+              <w:pStyle w:val="Compact"/>
+              <w:jc w:val="left"/>
+            </w:pPr>
+            <w:r>
+              <w:t xml:space="preserve">Not a focus (evaluator-side validity)</w:t>
+            </w:r>
+          </w:p>
+        </w:tc>
+        <w:tc>
+          <w:tcPr/>
+          <w:p>
+            <w:pPr>
+              <w:pStyle w:val="Compact"/>
+              <w:jc w:val="left"/>
+            </w:pPr>
+            <w:r>
+              <w:t xml:space="preserve">Benchmark design and scoring</w:t>
+            </w:r>
+          </w:p>
+        </w:tc>
+        <w:tc>
+          <w:tcPr/>
+          <w:p>
+            <w:pPr>
+              <w:pStyle w:val="Compact"/>
+              <w:jc w:val="left"/>
+            </w:pPr>
+            <w:r>
+              <w:t xml:space="preserve">Model-originated threats; complements its evaluator-side analysis</w:t>
+            </w:r>
+          </w:p>
+        </w:tc>
+      </w:tr>
+      <w:tr>
+        <w:tc>
+          <w:tcPr/>
+          <w:p>
+            <w:pPr>
+              <w:pStyle w:val="Compact"/>
+              <w:jc w:val="left"/>
+            </w:pPr>
+            <w:r>
+              <w:t xml:space="preserve">Jones and Bergen (2026)</w:t>
+            </w:r>
+          </w:p>
+        </w:tc>
+        <w:tc>
+          <w:tcPr/>
+          <w:p>
+            <w:pPr>
+              <w:pStyle w:val="Compact"/>
+              <w:jc w:val="left"/>
+            </w:pPr>
+            <w:r>
+              <w:t xml:space="preserve">Review,</w:t>
+            </w:r>
+            <w:r>
+              <w:t xml:space="preserve"> </w:t>
+            </w:r>
+            <w:r>
+              <w:rPr>
+                <w:iCs/>
+                <w:i/>
+              </w:rPr>
+              <w:t xml:space="preserve">Artificial Intelligence Review</w:t>
+            </w:r>
+          </w:p>
+        </w:tc>
+        <w:tc>
+          <w:tcPr/>
+          <w:p>
+            <w:pPr>
+              <w:pStyle w:val="Compact"/>
+              <w:jc w:val="left"/>
+            </w:pPr>
+            <w:r>
+              <w:t xml:space="preserve">Risks from manipulation, persuasion and deception by LLMs</w:t>
+            </w:r>
+          </w:p>
+        </w:tc>
+        <w:tc>
+          <w:tcPr/>
+          <w:p>
+            <w:pPr>
+              <w:pStyle w:val="Compact"/>
+              <w:jc w:val="left"/>
+            </w:pPr>
+            <w:r>
+              <w:t xml:space="preserve">Not a focus</w:t>
+            </w:r>
+          </w:p>
+        </w:tc>
+        <w:tc>
+          <w:tcPr/>
+          <w:p>
+            <w:pPr>
+              <w:pStyle w:val="Compact"/>
+              <w:jc w:val="left"/>
+            </w:pPr>
+            <w:r>
+              <w:t xml:space="preserve">No</w:t>
+            </w:r>
+          </w:p>
+        </w:tc>
+        <w:tc>
+          <w:tcPr/>
+          <w:p>
+            <w:pPr>
+              <w:pStyle w:val="Compact"/>
+              <w:jc w:val="left"/>
+            </w:pPr>
+            <w:r>
+              <w:t xml:space="preserve">Deception and awareness as threats to evaluation validity; measurement-method synthesis</w:t>
             </w:r>
           </w:p>
         </w:tc>
@@ -11520,7 +11704,7 @@
         <w:t xml:space="preserve"> </w:t>
       </w:r>
       <w:r>
-        <w:t xml:space="preserve">by Maurya et al. (2026), which discusses fifteen landmark contributions up to 2024, it adds a reproducible multi-database search, the 2025–2026 measurement literature and an explicit separation of awareness from behaviour. Relative to the broad proxy–target framing of Uluırmak and Kurban (2026), it isolates the model-originated mechanisms and their measurement. Relative to construct-validity reviews of benchmarks (Bean et al. 2025; Reuel et al. 2024), it adds a class of threat that remains even when a benchmark is well designed, although the benchmark audits in Section 4.9 show that many agent benchmarks are not. A benchmark with strong construct validity can still yield invalid inferences if the evaluated system behaves differently because it recognises the benchmark.</w:t>
+        <w:t xml:space="preserve">by Maurya et al. (2026), which discusses fifteen landmark contributions up to 2024, it adds a reproducible multi-database search, the 2025–2026 measurement literature and an explicit separation of awareness from behaviour. Relative to the broad proxy–target framing of Uluırmak and Kurban (2026), it isolates the model-originated mechanisms and their measurement. Relative to construct-validity reviews of benchmarks (Bean et al. 2025; Reuel et al. 2024) and to the validity-centred survey of agent benchmarks by Nageshwaran et al. (2026), it adds a class of threat that remains even when a benchmark is well designed, although the benchmark audits in Section 4.9 show that many agent benchmarks are not. A benchmark with strong construct validity can still yield invalid inferences if the evaluated system behaves differently because it recognises the benchmark.</w:t>
       </w:r>
     </w:p>
     <w:bookmarkEnd w:id="60"/>
@@ -13949,6 +14133,14 @@
         <w:pStyle w:val="BodyText"/>
       </w:pPr>
       <w:r>
+        <w:t xml:space="preserve">Jones C, Bergen B (2026) Lies, damned lies, and language statistics: a comprehensive review of risks from manipulation, persuasion, and deception with large language models. Artif Intell Rev 59(4):116. https://doi.org/10.1007/s10462-026-11517-6</w:t>
+      </w:r>
+    </w:p>
+    <w:p>
+      <w:pPr>
+        <w:pStyle w:val="BodyText"/>
+      </w:pPr>
+      <w:r>
         <w:t xml:space="preserve">Karvonen A, Chua J, Dumas C et al. (2026) Activation oracles: training and evaluating LLMs as general-purpose activation explainers. In: Proceedings of the 43rd International Conference on Machine Learning (ICML 2026). arXiv preprint arXiv:2512.15674. https://arxiv.org/abs/2512.15674</w:t>
       </w:r>
     </w:p>
@@ -13965,6 +14157,14 @@
         <w:pStyle w:val="BodyText"/>
       </w:pPr>
       <w:r>
+        <w:t xml:space="preserve">Kehkashan T, Abdullah M, Al-Shamayleh AS et al. (2026) From benchmarks to deployment: a comprehensive review of agentic AI evaluation. Artif Intell Rev 59(8):167. https://doi.org/10.1007/s10462-026-11571-0</w:t>
+      </w:r>
+    </w:p>
+    <w:p>
+      <w:pPr>
+        <w:pStyle w:val="BodyText"/>
+      </w:pPr>
+      <w:r>
         <w:t xml:space="preserve">Kirk R, Souly A, Fronsdal K, D’Cruz A, Davies X (2026) Evaluating whether AI models would sabotage AI safety research. arXiv preprint arXiv:2604.24618. https://arxiv.org/abs/2604.24618</w:t>
       </w:r>
     </w:p>
@@ -14294,6 +14494,30 @@
       </w:pPr>
       <w:r>
         <w:t xml:space="preserve">Motwani SR, Baranchuk M, Strohmeier M et al. (2024) Secret collusion among AI agents: multi-agent deception via steganography. In: Advances in Neural Information Processing Systems 37 (NeurIPS 2024). arXiv preprint arXiv:2402.07510. https://arxiv.org/abs/2402.07510</w:t>
+      </w:r>
+    </w:p>
+    <w:p>
+      <w:pPr>
+        <w:pStyle w:val="BodyText"/>
+      </w:pPr>
+      <w:r>
+        <w:t xml:space="preserve">Nadăş MD (2026) Large language models as judges: recent advances in LLM-based evaluation, critique, preference modeling, and feedback for text and code. Artif Intell Rev. https://doi.org/10.1007/s10462-026-11652-0</w:t>
+      </w:r>
+    </w:p>
+    <w:p>
+      <w:pPr>
+        <w:pStyle w:val="BodyText"/>
+      </w:pPr>
+      <w:r>
+        <w:t xml:space="preserve">Nageshwaran V, Ezekiel S, Tran TT, Lakshmi Narasimhan V (2026) Large language model agent evaluation and benchmarking: a systematic survey, meta-taxonomy, and critical research roadmap. Artif Intell Rev. https://doi.org/10.1007/s10462-026-11678-4</w:t>
+      </w:r>
+    </w:p>
+    <w:p>
+      <w:pPr>
+        <w:pStyle w:val="BodyText"/>
+      </w:pPr>
+      <w:r>
+        <w:t xml:space="preserve">Navaie K (2026) Epistemic norms for AI safety and alignment research. Artif Intell Rev. https://doi.org/10.1007/s10462-026-11666-8</w:t>
       </w:r>
     </w:p>
     <w:p>
